--- a/exercises/Exercise on Producer Theory_Answers.docx
+++ b/exercises/Exercise on Producer Theory_Answers.docx
@@ -2695,7 +2695,7 @@
           <w:szCs w:val="24"/>
           <w:lang w:val="en-US"/>
         </w:rPr>
-        <w:t xml:space="preserve">Will the firm produce in the short </w:t>
+        <w:t xml:space="preserve">Will the firm produce in the long </w:t>
       </w:r>
       <w:r>
         <w:rPr>
@@ -2757,7 +2757,7 @@
           <w:szCs w:val="24"/>
           <w:lang w:val="en-US"/>
         </w:rPr>
-        <w:t xml:space="preserve">2. min AVC=56.7. Beyond that price the firm will not produce in the </w:t>
+        <w:t xml:space="preserve">2. min AVC=56.7. Below that price the firm will not produce in the </w:t>
       </w:r>
       <w:r>
         <w:rPr>
@@ -2788,7 +2788,7 @@
           <w:szCs w:val="24"/>
           <w:lang w:val="en-US"/>
         </w:rPr>
-        <w:t xml:space="preserve">3. min ATC=76. Beyond that price the firm will not produce in the </w:t>
+        <w:t xml:space="preserve">3. min ATC=76. Below that price the firm will not produce in the </w:t>
       </w:r>
       <w:r>
         <w:rPr>
